--- a/Ошибки(Фиксить).docx
+++ b/Ошибки(Фиксить).docx
@@ -177,15 +177,7 @@
     </w:p>
     <w:p>
       <w:r>
-        <w:t xml:space="preserve">Не сохраняется </w:t>
-      </w:r>
-      <w:proofErr w:type="spellStart"/>
-      <w:r>
-        <w:t>аватарка</w:t>
-      </w:r>
-      <w:proofErr w:type="spellEnd"/>
-      <w:r>
-        <w:t xml:space="preserve"> пользователя</w:t>
+        <w:t>Не сохраняется аватарка пользователя</w:t>
       </w:r>
       <w:r>
         <w:t>. Н</w:t>
@@ -284,15 +276,17 @@
         <w:t xml:space="preserve"> </w:t>
       </w:r>
       <w:r>
-        <w:t xml:space="preserve">доделать видимость </w:t>
-      </w:r>
-      <w:proofErr w:type="spellStart"/>
-      <w:r>
-        <w:t>аватарки</w:t>
-      </w:r>
-      <w:proofErr w:type="spellEnd"/>
-      <w:r>
-        <w:t xml:space="preserve"> и сокращение ФИО </w:t>
+        <w:t xml:space="preserve">доделать видимость аватарки и сокращение ФИО </w:t>
+      </w:r>
+    </w:p>
+    <w:p>
+      <w:r>
+        <w:t>Не сохраняется аватарка после входа и выхода из ИС</w:t>
+      </w:r>
+    </w:p>
+    <w:p>
+      <w:r>
+        <w:t xml:space="preserve">Попробовать написать полноценную БД и привязать её </w:t>
       </w:r>
     </w:p>
     <w:sectPr>
